--- a/mbo's cover page.docx
+++ b/mbo's cover page.docx
@@ -569,7 +569,25 @@
           <w:sz w:val="28"/>
           <w:szCs w:val="28"/>
         </w:rPr>
-        <w:t>A Dissertation submitted to the Department of Computer Engineering in the College of Technology of the University of Bamenda in partial fulfillment of the requirements for the award of a Bachelor of Technology in Computer Software Engineer</w:t>
+        <w:t xml:space="preserve">A </w:t>
+      </w:r>
+      <w:r>
+        <w:rPr>
+          <w:i/>
+          <w:iCs/>
+          <w:sz w:val="28"/>
+          <w:szCs w:val="28"/>
+        </w:rPr>
+        <w:t>Project</w:t>
+      </w:r>
+      <w:r>
+        <w:rPr>
+          <w:i/>
+          <w:iCs/>
+          <w:sz w:val="28"/>
+          <w:szCs w:val="28"/>
+        </w:rPr>
+        <w:t xml:space="preserve"> submitted to the Department of Computer Engineering in the College of Technology of the University of Bamenda in partial fulfillment of the requirements for the award of a Bachelor of Technology in Computer Software Engineer</w:t>
       </w:r>
       <w:r>
         <w:rPr>
